--- a/04_Manuscripts/submission_package_SStE/Manuscript_SStE.docx
+++ b/04_Manuscripts/submission_package_SStE/Manuscript_SStE.docx
@@ -1043,7 +1043,7 @@
         <w:pStyle w:val="a0"/>
       </w:pPr>
       <w:r>
-        <w:t>Analysis scripts and aggregate prefecture-level datasets are available at https://github.com/haruki00430/spatial-ecological-inference-ndb-japan and on Zenodo (https://doi.org/10.5281/zenodo.XXXXXXX). NDB Open Data No.10 is publicly available at: https://www.mhlw.go.jp/stf/seisakunitsuite/bunya/0000177182.html</w:t>
+        <w:t>Analysis scripts and aggregate prefecture-level datasets are available at https://github.com/haruki00430/spatial-ecological-inference-ndb-japan and on Zenodo (https://doi.org/10.5281/zenodo.20951654). NDB Open Data No.10 is publicly available at: https://www.mhlw.go.jp/stf/seisakunitsuite/bunya/0000177182.html</w:t>
       </w:r>
     </w:p>
     <w:p>

--- a/04_Manuscripts/submission_package_SStE/Manuscript_SStE.docx
+++ b/04_Manuscripts/submission_package_SStE/Manuscript_SStE.docx
@@ -15,27 +15,7 @@
         <w:pStyle w:val="Author"/>
       </w:pPr>
       <w:r>
-        <w:rPr>
-          <w:rFonts w:hint="eastAsia"/>
-          <w:lang w:eastAsia="ja-JP"/>
-        </w:rPr>
-        <w:t>Haruki Saito</w:t>
-      </w:r>
-    </w:p>
-    <w:p>
-      <w:pPr>
-        <w:pStyle w:val="Author"/>
-        <w:rPr>
-          <w:rFonts w:hint="eastAsia"/>
-          <w:lang w:eastAsia="ja-JP"/>
-        </w:rPr>
-      </w:pPr>
-      <w:r>
-        <w:rPr>
-          <w:rFonts w:hint="eastAsia"/>
-          <w:lang w:eastAsia="ja-JP"/>
-        </w:rPr>
-        <w:t>Tetsuya Ohira</w:t>
+        <w:t>Haruki Saito1, Tetsuya Ohira1,2</w:t>
       </w:r>
     </w:p>
     <w:p>
@@ -43,7 +23,7 @@
         <w:pStyle w:val="FirstParagraph"/>
       </w:pPr>
       <w:r>
-        <w:t>Department of Epidemiology, Fukushima Medical University School of Medicine, 1 Hikarigaoka, Fukushima-shi, Fukushima 960-1295, Japan</w:t>
+        <w:t>Department of Epidemiology, Fukushima Medical University School of Medicine, Fukushima, Japan</w:t>
       </w:r>
     </w:p>
     <w:p>
@@ -51,7 +31,55 @@
         <w:pStyle w:val="FirstParagraph"/>
       </w:pPr>
       <w:r>
-        <w:t>*Corresponding author: Haruki Saito (haruki00430@gmail.com; ORCID: 0009-0009-7890-6068)</w:t>
+        <w:t>Radiation Medical Science Center for the Fukushima Health Management Survey, Fukushima Medical University, Fukushima, Japan</w:t>
+      </w:r>
+    </w:p>
+    <w:p>
+      <w:pPr>
+        <w:pStyle w:val="FirstParagraph"/>
+      </w:pPr>
+      <w:r>
+        <w:t>ORCID: Haruki Saito 0009-0009-7890-6068; Tetsuya Ohira 0000-0003-4532-7165</w:t>
+      </w:r>
+    </w:p>
+    <w:p>
+      <w:pPr>
+        <w:pStyle w:val="FirstParagraph"/>
+      </w:pPr>
+      <w:r>
+        <w:t>Corresponding author: Haruki Saito</w:t>
+      </w:r>
+    </w:p>
+    <w:p>
+      <w:pPr>
+        <w:pStyle w:val="FirstParagraph"/>
+      </w:pPr>
+      <w:r>
+        <w:t>Department of Epidemiology, Fukushima Medical University School of Medicine</w:t>
+      </w:r>
+    </w:p>
+    <w:p>
+      <w:pPr>
+        <w:pStyle w:val="FirstParagraph"/>
+      </w:pPr>
+      <w:r>
+        <w:t>1 Hikarigaoka, Fukushima-shi, Fukushima 960-1295, Japan</w:t>
+      </w:r>
+    </w:p>
+    <w:p>
+      <w:pPr>
+        <w:pStyle w:val="FirstParagraph"/>
+      </w:pPr>
+      <w:r>
+        <w:t>Email: m211039@fmu.ac.jp</w:t>
+      </w:r>
+    </w:p>
+    <w:p>
+      <w:pPr>
+        <w:pStyle w:val="FirstParagraph"/>
+      </w:pPr>
+      <w:r>
+        <w:t>ORCID: 0009-0009-7890-6068</w:t>
       </w:r>
     </w:p>
     <w:p>

--- a/04_Manuscripts/submission_package_SStE/Manuscript_SStE.docx
+++ b/04_Manuscripts/submission_package_SStE/Manuscript_SStE.docx
@@ -88,35 +88,6 @@
       </w:pPr>
       <w:r>
         <w:t>Running title: Spatial dependence alters ecological healthcare data interpretation</w:t>
-      </w:r>
-    </w:p>
-    <w:p>
-      <w:pPr>
-        <w:pStyle w:val="a8"/>
-        <w:rPr>
-          <w:rFonts w:hint="eastAsia"/>
-          <w:lang w:eastAsia="ja-JP"/>
-        </w:rPr>
-      </w:pPr>
-      <w:r>
-        <w:t>2026-0</w:t>
-      </w:r>
-      <w:r>
-        <w:rPr>
-          <w:rFonts w:hint="eastAsia"/>
-          <w:lang w:eastAsia="ja-JP"/>
-        </w:rPr>
-        <w:t>6</w:t>
-      </w:r>
-      <w:r>
-        <w:t>-</w:t>
-      </w:r>
-      <w:r>
-        <w:rPr>
-          <w:rFonts w:hint="eastAsia"/>
-          <w:lang w:eastAsia="ja-JP"/>
-        </w:rPr>
-        <w:t>19</w:t>
       </w:r>
     </w:p>
     <w:p>
@@ -338,22 +309,7 @@
         <w:pStyle w:val="FirstParagraph"/>
       </w:pPr>
       <w:r>
-        <w:t>Rehabilitation claim data were extracted from the NDB Open Data No.10 “H_</w:t>
-      </w:r>
-      <w:r>
-        <w:t>リハビリテーション</w:t>
-      </w:r>
-      <w:r>
-        <w:t xml:space="preserve"> </w:t>
-      </w:r>
-      <w:r>
-        <w:rPr>
-          <w:rFonts w:hint="eastAsia"/>
-        </w:rPr>
-        <w:t>都道府県別算定回数／単位数”</w:t>
-      </w:r>
-      <w:r>
-        <w:t xml:space="preserve"> (prefectural rehabilitation claim counts). Five rehabilitation categories were extracted:</w:t>
+        <w:t>Rehabilitation claim data were extracted from the NDB Open Data No.10 "H_Rehabilitation: prefecture-level claim counts and units" (NDB medical-procedure table). Five rehabilitation categories were extracted:</w:t>
       </w:r>
     </w:p>
     <w:p>
@@ -488,7 +444,7 @@
         <w:pStyle w:val="FirstParagraph"/>
       </w:pPr>
       <w:r>
-        <w:t>Hip fracture surgery rates were derived from NDB Open Data No.10 surgical procedure data, extracted in a prior study (NDB_XXX_slope_fracture). Femoral fracture surgery procedures included: K044 (bone fragment removal), K045 (internal fixation), K046 (closed reduction with internal fixation), K081 (femoral head replacement: hemiarthroplasty), and K082 (total hip arthroplasty: THA). Primary outcome was the aggregate hip fracture surgery rate per 100,000 total population. Secondary outcomes included THA-specific (K082) and hemiarthroplasty-specific (K081) rates.</w:t>
+        <w:t>Hip fracture surgery rates were derived from NDB Open Data No.10 surgical procedure tables. Femoral fracture surgery procedures included: K044 (bone fragment removal), K045 (internal fixation), K046 (closed reduction with internal fixation), K081 (femoral head replacement: hemiarthroplasty), and K082 (total hip arthroplasty: THA). Primary outcome was the aggregate hip fracture surgery rate per 100,000 total population. Secondary outcomes included THA-specific (K082) and hemiarthroplasty-specific (K081) rates.</w:t>
       </w:r>
     </w:p>
     <w:p>
@@ -1061,14 +1017,6 @@
     <w:p>
       <w:pPr>
         <w:pStyle w:val="FirstParagraph"/>
-      </w:pPr>
-      <w:r>
-        <w:t>NDB Open Data No.10 is publicly available at: https://www.mhlw.go.jp/stf/seisakunitsuite/bunya/0000177182.html</w:t>
-      </w:r>
-    </w:p>
-    <w:p>
-      <w:pPr>
-        <w:pStyle w:val="a0"/>
       </w:pPr>
       <w:r>
         <w:t>Analysis scripts and aggregate prefecture-level datasets are available at https://github.com/haruki00430/spatial-ecological-inference-ndb-japan and on Zenodo (https://doi.org/10.5281/zenodo.20951654). NDB Open Data No.10 is publicly available at: https://www.mhlw.go.jp/stf/seisakunitsuite/bunya/0000177182.html</w:t>
@@ -2842,23 +2790,6 @@
       </w:tr>
     </w:tbl>
     <w:p>
-      <w:r>
-        <w:pict w14:anchorId="0655DA09">
-          <v:rect id="_x0000_i1032" style="width:0;height:1.5pt" o:hralign="center" o:hrstd="t" o:hr="t"/>
-        </w:pict>
-      </w:r>
-    </w:p>
-    <w:p>
-      <w:pPr>
-        <w:pStyle w:val="1"/>
-      </w:pPr>
-      <w:bookmarkStart w:id="66" w:name="figures"/>
-      <w:bookmarkEnd w:id="65"/>
-      <w:r>
-        <w:t>Main Figures</w:t>
-      </w:r>
-    </w:p>
-    <w:p>
       <w:pPr>
         <w:pStyle w:val="FirstParagraph"/>
       </w:pPr>
@@ -2875,73 +2806,6 @@
     </w:p>
     <w:p>
       <w:pPr>
-        <w:pStyle w:val="CaptionedFigure"/>
-      </w:pPr>
-      <w:r>
-        <w:rPr>
-          <w:noProof/>
-        </w:rPr>
-        <w:lastRenderedPageBreak/>
-        <w:drawing>
-          <wp:inline distT="0" distB="0" distL="0" distR="0" wp14:anchorId="269A43D8" wp14:editId="07296E45">
-            <wp:extent cx="5284559" cy="6101096"/>
-            <wp:effectExtent l="0" t="0" r="0" b="0"/>
-            <wp:docPr id="119" name="Picture" descr="Figure 1. Choropleth map of rehabilitation total claim rates"/>
-            <wp:cNvGraphicFramePr/>
-            <a:graphic xmlns:a="http://schemas.openxmlformats.org/drawingml/2006/main">
-              <a:graphicData uri="http://schemas.openxmlformats.org/drawingml/2006/picture">
-                <pic:pic xmlns:pic="http://schemas.openxmlformats.org/drawingml/2006/picture">
-                  <pic:nvPicPr>
-                    <pic:cNvPr id="120" name="Picture" descr="../03_Analysis/results/figures/fig1_choropleth_rehab_rate.png"/>
-                    <pic:cNvPicPr>
-                      <a:picLocks noChangeAspect="1" noChangeArrowheads="1"/>
-                    </pic:cNvPicPr>
-                  </pic:nvPicPr>
-                  <pic:blipFill>
-                    <a:blip r:embed="rId5"/>
-                    <a:stretch>
-                      <a:fillRect/>
-                    </a:stretch>
-                  </pic:blipFill>
-                  <pic:spPr bwMode="auto">
-                    <a:xfrm>
-                      <a:off x="0" y="0"/>
-                      <a:ext cx="5284559" cy="6101096"/>
-                    </a:xfrm>
-                    <a:prstGeom prst="rect">
-                      <a:avLst/>
-                    </a:prstGeom>
-                    <a:noFill/>
-                    <a:ln w="9525">
-                      <a:noFill/>
-                      <a:headEnd/>
-                      <a:tailEnd/>
-                    </a:ln>
-                  </pic:spPr>
-                </pic:pic>
-              </a:graphicData>
-            </a:graphic>
-          </wp:inline>
-        </w:drawing>
-      </w:r>
-    </w:p>
-    <w:p>
-      <w:pPr>
-        <w:pStyle w:val="ImageCaption"/>
-      </w:pPr>
-      <w:r>
-        <w:t>Figure 1. Choropleth map of rehabilitation total claim rates</w:t>
-      </w:r>
-    </w:p>
-    <w:p>
-      <w:r>
-        <w:pict w14:anchorId="5B77F467">
-          <v:rect id="_x0000_i1033" style="width:0;height:1.5pt" o:hralign="center" o:hrstd="t" o:hr="t"/>
-        </w:pict>
-      </w:r>
-    </w:p>
-    <w:p>
-      <w:pPr>
         <w:pStyle w:val="FirstParagraph"/>
       </w:pPr>
       <w:r>
@@ -2957,73 +2821,6 @@
     </w:p>
     <w:p>
       <w:pPr>
-        <w:pStyle w:val="CaptionedFigure"/>
-      </w:pPr>
-      <w:r>
-        <w:rPr>
-          <w:noProof/>
-        </w:rPr>
-        <w:lastRenderedPageBreak/>
-        <w:drawing>
-          <wp:inline distT="0" distB="0" distL="0" distR="0" wp14:anchorId="23E7FB1F" wp14:editId="159996BA">
-            <wp:extent cx="5159173" cy="6101096"/>
-            <wp:effectExtent l="0" t="0" r="0" b="0"/>
-            <wp:docPr id="122" name="Picture" descr="Figure 2. Choropleth map of hip fracture surgery rates"/>
-            <wp:cNvGraphicFramePr/>
-            <a:graphic xmlns:a="http://schemas.openxmlformats.org/drawingml/2006/main">
-              <a:graphicData uri="http://schemas.openxmlformats.org/drawingml/2006/picture">
-                <pic:pic xmlns:pic="http://schemas.openxmlformats.org/drawingml/2006/picture">
-                  <pic:nvPicPr>
-                    <pic:cNvPr id="123" name="Picture" descr="../03_Analysis/results/figures/fig2_choropleth_fracture_rate.png"/>
-                    <pic:cNvPicPr>
-                      <a:picLocks noChangeAspect="1" noChangeArrowheads="1"/>
-                    </pic:cNvPicPr>
-                  </pic:nvPicPr>
-                  <pic:blipFill>
-                    <a:blip r:embed="rId6"/>
-                    <a:stretch>
-                      <a:fillRect/>
-                    </a:stretch>
-                  </pic:blipFill>
-                  <pic:spPr bwMode="auto">
-                    <a:xfrm>
-                      <a:off x="0" y="0"/>
-                      <a:ext cx="5159173" cy="6101096"/>
-                    </a:xfrm>
-                    <a:prstGeom prst="rect">
-                      <a:avLst/>
-                    </a:prstGeom>
-                    <a:noFill/>
-                    <a:ln w="9525">
-                      <a:noFill/>
-                      <a:headEnd/>
-                      <a:tailEnd/>
-                    </a:ln>
-                  </pic:spPr>
-                </pic:pic>
-              </a:graphicData>
-            </a:graphic>
-          </wp:inline>
-        </w:drawing>
-      </w:r>
-    </w:p>
-    <w:p>
-      <w:pPr>
-        <w:pStyle w:val="ImageCaption"/>
-      </w:pPr>
-      <w:r>
-        <w:t>Figure 2. Choropleth map of hip fracture surgery rates</w:t>
-      </w:r>
-    </w:p>
-    <w:p>
-      <w:r>
-        <w:pict w14:anchorId="40381578">
-          <v:rect id="_x0000_i1034" style="width:0;height:1.5pt" o:hralign="center" o:hrstd="t" o:hr="t"/>
-        </w:pict>
-      </w:r>
-    </w:p>
-    <w:p>
-      <w:pPr>
         <w:pStyle w:val="FirstParagraph"/>
       </w:pPr>
       <w:r>
@@ -3039,87 +2836,6 @@
     </w:p>
     <w:p>
       <w:pPr>
-        <w:pStyle w:val="CaptionedFigure"/>
-      </w:pPr>
-      <w:r>
-        <w:rPr>
-          <w:noProof/>
-        </w:rPr>
-        <w:lastRenderedPageBreak/>
-        <w:drawing>
-          <wp:inline distT="0" distB="0" distL="0" distR="0" wp14:anchorId="429C6367" wp14:editId="049E32D9">
-            <wp:extent cx="5334000" cy="4339785"/>
-            <wp:effectExtent l="0" t="0" r="0" b="0"/>
-            <wp:docPr id="125" name="Picture" descr="Figure 3. Scatter plot of rehabilitation rate vs hip fracture rate"/>
-            <wp:cNvGraphicFramePr/>
-            <a:graphic xmlns:a="http://schemas.openxmlformats.org/drawingml/2006/main">
-              <a:graphicData uri="http://schemas.openxmlformats.org/drawingml/2006/picture">
-                <pic:pic xmlns:pic="http://schemas.openxmlformats.org/drawingml/2006/picture">
-                  <pic:nvPicPr>
-                    <pic:cNvPr id="126" name="Picture" descr="../03_Analysis/results/figures/fig3_scatter_rehab_fracture.png"/>
-                    <pic:cNvPicPr>
-                      <a:picLocks noChangeAspect="1" noChangeArrowheads="1"/>
-                    </pic:cNvPicPr>
-                  </pic:nvPicPr>
-                  <pic:blipFill>
-                    <a:blip r:embed="rId7"/>
-                    <a:stretch>
-                      <a:fillRect/>
-                    </a:stretch>
-                  </pic:blipFill>
-                  <pic:spPr bwMode="auto">
-                    <a:xfrm>
-                      <a:off x="0" y="0"/>
-                      <a:ext cx="5334000" cy="4339785"/>
-                    </a:xfrm>
-                    <a:prstGeom prst="rect">
-                      <a:avLst/>
-                    </a:prstGeom>
-                    <a:noFill/>
-                    <a:ln w="9525">
-                      <a:noFill/>
-                      <a:headEnd/>
-                      <a:tailEnd/>
-                    </a:ln>
-                  </pic:spPr>
-                </pic:pic>
-              </a:graphicData>
-            </a:graphic>
-          </wp:inline>
-        </w:drawing>
-      </w:r>
-    </w:p>
-    <w:p>
-      <w:pPr>
-        <w:pStyle w:val="ImageCaption"/>
-      </w:pPr>
-      <w:r>
-        <w:t>Figure 3. Scatter plot of rehabilitation rate vs hip fracture rate</w:t>
-      </w:r>
-    </w:p>
-    <w:p>
-      <w:r>
-        <w:pict w14:anchorId="44116CCC">
-          <v:rect id="_x0000_i1035" style="width:0;height:1.5pt" o:hralign="center" o:hrstd="t" o:hr="t"/>
-        </w:pict>
-      </w:r>
-    </w:p>
-    <w:p>
-      <w:r>
-        <w:pict w14:anchorId="6B87B043">
-          <v:rect id="_x0000_i1036" style="width:0;height:1.5pt" o:hralign="center" o:hrstd="t" o:hr="t"/>
-        </w:pict>
-      </w:r>
-    </w:p>
-    <w:p>
-      <w:r>
-        <w:pict w14:anchorId="4F81F898">
-          <v:rect id="_x0000_i1037" style="width:0;height:1.5pt" o:hralign="center" o:hrstd="t" o:hr="t"/>
-        </w:pict>
-      </w:r>
-    </w:p>
-    <w:p>
-      <w:pPr>
         <w:pStyle w:val="FirstParagraph"/>
       </w:pPr>
       <w:r>
@@ -3128,139 +2844,12 @@
     </w:p>
     <w:p>
       <w:pPr>
-        <w:pStyle w:val="CaptionedFigure"/>
-      </w:pPr>
-      <w:r>
-        <w:rPr>
-          <w:noProof/>
-        </w:rPr>
-        <w:lastRenderedPageBreak/>
-        <w:drawing>
-          <wp:inline distT="0" distB="0" distL="0" distR="0" wp14:anchorId="482ABB9B" wp14:editId="2A6C01BA">
-            <wp:extent cx="5334000" cy="3159824"/>
-            <wp:effectExtent l="0" t="0" r="0" b="0"/>
-            <wp:docPr id="134" name="Picture" descr="Figure 6. Forest plot of sensitivity analyses"/>
-            <wp:cNvGraphicFramePr/>
-            <a:graphic xmlns:a="http://schemas.openxmlformats.org/drawingml/2006/main">
-              <a:graphicData uri="http://schemas.openxmlformats.org/drawingml/2006/picture">
-                <pic:pic xmlns:pic="http://schemas.openxmlformats.org/drawingml/2006/picture">
-                  <pic:nvPicPr>
-                    <pic:cNvPr id="135" name="Picture" descr="../03_Analysis/results/figures/fig6_forest_sensitivity.png"/>
-                    <pic:cNvPicPr>
-                      <a:picLocks noChangeAspect="1" noChangeArrowheads="1"/>
-                    </pic:cNvPicPr>
-                  </pic:nvPicPr>
-                  <pic:blipFill>
-                    <a:blip r:embed="rId8"/>
-                    <a:stretch>
-                      <a:fillRect/>
-                    </a:stretch>
-                  </pic:blipFill>
-                  <pic:spPr bwMode="auto">
-                    <a:xfrm>
-                      <a:off x="0" y="0"/>
-                      <a:ext cx="5334000" cy="3159824"/>
-                    </a:xfrm>
-                    <a:prstGeom prst="rect">
-                      <a:avLst/>
-                    </a:prstGeom>
-                    <a:noFill/>
-                    <a:ln w="9525">
-                      <a:noFill/>
-                      <a:headEnd/>
-                      <a:tailEnd/>
-                    </a:ln>
-                  </pic:spPr>
-                </pic:pic>
-              </a:graphicData>
-            </a:graphic>
-          </wp:inline>
-        </w:drawing>
-      </w:r>
-    </w:p>
-    <w:p>
-      <w:pPr>
-        <w:pStyle w:val="ImageCaption"/>
-      </w:pPr>
-      <w:r>
-        <w:t>Figure 4. Forest plot of sensitivity analyses.</w:t>
-      </w:r>
-    </w:p>
-    <w:p>
-      <w:r>
-        <w:pict w14:anchorId="0C8AFCF0">
-          <v:rect id="_x0000_i1038" style="width:0;height:1.5pt" o:hralign="center" o:hrstd="t" o:hr="t"/>
-        </w:pict>
-      </w:r>
-    </w:p>
-    <w:p>
-      <w:pPr>
         <w:pStyle w:val="FirstParagraph"/>
       </w:pPr>
       <w:r>
         <w:t>Figure 5. Correlation heatmap among key variables (N = 47 prefectures). Cell values are Pearson correlation coefficients.</w:t>
       </w:r>
     </w:p>
-    <w:p>
-      <w:pPr>
-        <w:pStyle w:val="CaptionedFigure"/>
-      </w:pPr>
-      <w:r>
-        <w:rPr>
-          <w:noProof/>
-        </w:rPr>
-        <w:lastRenderedPageBreak/>
-        <w:drawing>
-          <wp:inline distT="0" distB="0" distL="0" distR="0" wp14:anchorId="4B1637C9" wp14:editId="2E67077E">
-            <wp:extent cx="5334000" cy="4883176"/>
-            <wp:effectExtent l="0" t="0" r="0" b="0"/>
-            <wp:docPr id="137" name="Picture" descr="Figure 7. Correlation heatmap"/>
-            <wp:cNvGraphicFramePr/>
-            <a:graphic xmlns:a="http://schemas.openxmlformats.org/drawingml/2006/main">
-              <a:graphicData uri="http://schemas.openxmlformats.org/drawingml/2006/picture">
-                <pic:pic xmlns:pic="http://schemas.openxmlformats.org/drawingml/2006/picture">
-                  <pic:nvPicPr>
-                    <pic:cNvPr id="138" name="Picture" descr="../03_Analysis/results/figures/fig7_correlation_heatmap.png"/>
-                    <pic:cNvPicPr>
-                      <a:picLocks noChangeAspect="1" noChangeArrowheads="1"/>
-                    </pic:cNvPicPr>
-                  </pic:nvPicPr>
-                  <pic:blipFill>
-                    <a:blip r:embed="rId9"/>
-                    <a:stretch>
-                      <a:fillRect/>
-                    </a:stretch>
-                  </pic:blipFill>
-                  <pic:spPr bwMode="auto">
-                    <a:xfrm>
-                      <a:off x="0" y="0"/>
-                      <a:ext cx="5334000" cy="4883176"/>
-                    </a:xfrm>
-                    <a:prstGeom prst="rect">
-                      <a:avLst/>
-                    </a:prstGeom>
-                    <a:noFill/>
-                    <a:ln w="9525">
-                      <a:noFill/>
-                      <a:headEnd/>
-                      <a:tailEnd/>
-                    </a:ln>
-                  </pic:spPr>
-                </pic:pic>
-              </a:graphicData>
-            </a:graphic>
-          </wp:inline>
-        </w:drawing>
-      </w:r>
-    </w:p>
-    <w:p>
-      <w:pPr>
-        <w:pStyle w:val="ImageCaption"/>
-      </w:pPr>
-      <w:r>
-        <w:t>Figure 5. Correlation heatmap.</w:t>
-      </w:r>
-    </w:p>
     <w:bookmarkEnd w:id="66"/>
     <w:p>
       <w:r>
@@ -3277,133 +2866,15 @@
     </w:p>
     <w:p>
       <w:pPr>
-        <w:pStyle w:val="CaptionedFigure"/>
-      </w:pPr>
-      <w:r>
-        <w:rPr>
-          <w:noProof/>
-        </w:rPr>
-        <w:lastRenderedPageBreak/>
-        <w:drawing>
-          <wp:inline distT="0" distB="0" distL="0" distR="0" wp14:anchorId="41972EB6" wp14:editId="5FE7CFF6">
-            <wp:extent cx="5334000" cy="4314974"/>
-            <wp:effectExtent l="0" t="0" r="0" b="0"/>
-            <wp:docPr id="128" name="Picture" descr="Figure 4. Scatter plot of H002 rate vs hip fracture rate"/>
-            <wp:cNvGraphicFramePr/>
-            <a:graphic xmlns:a="http://schemas.openxmlformats.org/drawingml/2006/main">
-              <a:graphicData uri="http://schemas.openxmlformats.org/drawingml/2006/picture">
-                <pic:pic xmlns:pic="http://schemas.openxmlformats.org/drawingml/2006/picture">
-                  <pic:nvPicPr>
-                    <pic:cNvPr id="129" name="Picture" descr="../03_Analysis/results/figures/fig4_scatter_h002_fracture.png"/>
-                    <pic:cNvPicPr>
-                      <a:picLocks noChangeAspect="1" noChangeArrowheads="1"/>
-                    </pic:cNvPicPr>
-                  </pic:nvPicPr>
-                  <pic:blipFill>
-                    <a:blip r:embed="rId10"/>
-                    <a:stretch>
-                      <a:fillRect/>
-                    </a:stretch>
-                  </pic:blipFill>
-                  <pic:spPr bwMode="auto">
-                    <a:xfrm>
-                      <a:off x="0" y="0"/>
-                      <a:ext cx="5334000" cy="4314974"/>
-                    </a:xfrm>
-                    <a:prstGeom prst="rect">
-                      <a:avLst/>
-                    </a:prstGeom>
-                    <a:noFill/>
-                    <a:ln w="9525">
-                      <a:noFill/>
-                      <a:headEnd/>
-                      <a:tailEnd/>
-                    </a:ln>
-                  </pic:spPr>
-                </pic:pic>
-              </a:graphicData>
-            </a:graphic>
-          </wp:inline>
-        </w:drawing>
-      </w:r>
-    </w:p>
-    <w:p>
-      <w:pPr>
-        <w:pStyle w:val="ImageCaption"/>
-      </w:pPr>
-      <w:r>
-        <w:t>Supplementary Figure S1. Scatter plot of H002 rate versus hip fracture surgery rate.</w:t>
-      </w:r>
-    </w:p>
-    <w:p>
-      <w:pPr>
         <w:pStyle w:val="FirstParagraph"/>
       </w:pPr>
       <w:r>
         <w:t>Supplementary Figure S2. Scatter plot of musculoskeletal rehabilitation rate (H003) versus hip fracture surgery rate by prefecture (N = 47). Pearson r = 0.345, p = 0.018.</w:t>
       </w:r>
     </w:p>
-    <w:p>
-      <w:pPr>
-        <w:pStyle w:val="CaptionedFigure"/>
-      </w:pPr>
-      <w:r>
-        <w:rPr>
-          <w:noProof/>
-        </w:rPr>
-        <w:lastRenderedPageBreak/>
-        <w:drawing>
-          <wp:inline distT="0" distB="0" distL="0" distR="0" wp14:anchorId="5B21F405" wp14:editId="409B53FC">
-            <wp:extent cx="5334000" cy="4339785"/>
-            <wp:effectExtent l="0" t="0" r="0" b="0"/>
-            <wp:docPr id="131" name="Picture" descr="Figure 5. Scatter plot of H003 rate vs hip fracture rate"/>
-            <wp:cNvGraphicFramePr/>
-            <a:graphic xmlns:a="http://schemas.openxmlformats.org/drawingml/2006/main">
-              <a:graphicData uri="http://schemas.openxmlformats.org/drawingml/2006/picture">
-                <pic:pic xmlns:pic="http://schemas.openxmlformats.org/drawingml/2006/picture">
-                  <pic:nvPicPr>
-                    <pic:cNvPr id="132" name="Picture" descr="../03_Analysis/results/figures/fig5_scatter_h003_fracture.png"/>
-                    <pic:cNvPicPr>
-                      <a:picLocks noChangeAspect="1" noChangeArrowheads="1"/>
-                    </pic:cNvPicPr>
-                  </pic:nvPicPr>
-                  <pic:blipFill>
-                    <a:blip r:embed="rId11"/>
-                    <a:stretch>
-                      <a:fillRect/>
-                    </a:stretch>
-                  </pic:blipFill>
-                  <pic:spPr bwMode="auto">
-                    <a:xfrm>
-                      <a:off x="0" y="0"/>
-                      <a:ext cx="5334000" cy="4339785"/>
-                    </a:xfrm>
-                    <a:prstGeom prst="rect">
-                      <a:avLst/>
-                    </a:prstGeom>
-                    <a:noFill/>
-                    <a:ln w="9525">
-                      <a:noFill/>
-                      <a:headEnd/>
-                      <a:tailEnd/>
-                    </a:ln>
-                  </pic:spPr>
-                </pic:pic>
-              </a:graphicData>
-            </a:graphic>
-          </wp:inline>
-        </w:drawing>
-      </w:r>
-    </w:p>
-    <w:p>
-      <w:pPr>
-        <w:pStyle w:val="ImageCaption"/>
-      </w:pPr>
-      <w:r>
-        <w:t>Supplementary Figure S2. Scatter plot of H003 rate versus hip fracture surgery rate.</w:t>
-      </w:r>
-    </w:p>
     <w:sectPr>
+      <w:headerReference w:type="default" r:id="rId14"/>
+      <w:footerReference w:type="default" r:id="rId15"/>
       <w:footnotePr>
         <w:numRestart w:val="eachSect"/>
       </w:footnotePr>
@@ -3413,6 +2884,26 @@
     </w:sectPr>
   </w:body>
 </w:document>
+</file>
+
+<file path=word/footer1.xml><?xml version="1.0" encoding="utf-8"?>
+<w:ftr xmlns:m="http://schemas.openxmlformats.org/officeDocument/2006/math" xmlns:mc="http://schemas.openxmlformats.org/markup-compatibility/2006" xmlns:mo="http://schemas.microsoft.com/office/mac/office/2008/main" xmlns:mv="urn:schemas-microsoft-com:mac:vml" xmlns:o="urn:schemas-microsoft-com:office:office" xmlns:r="http://schemas.openxmlformats.org/officeDocument/2006/relationships" xmlns:v="urn:schemas-microsoft-com:vml" xmlns:w10="urn:schemas-microsoft-com:office:word" xmlns:w14="http://schemas.microsoft.com/office/word/2010/wordml" xmlns:w="http://schemas.openxmlformats.org/wordprocessingml/2006/main" xmlns:wne="http://schemas.microsoft.com/office/word/2006/wordml" xmlns:wp14="http://schemas.microsoft.com/office/word/2010/wordprocessingDrawing" xmlns:wp="http://schemas.openxmlformats.org/drawingml/2006/wordprocessingDrawing" xmlns:wpc="http://schemas.microsoft.com/office/word/2010/wordprocessingCanvas" xmlns:wpg="http://schemas.microsoft.com/office/word/2010/wordprocessingGroup" xmlns:wpi="http://schemas.microsoft.com/office/word/2010/wordprocessingInk" xmlns:wps="http://schemas.microsoft.com/office/word/2010/wordprocessingShape" mc:Ignorable="w14 wp14">
+  <w:p>
+    <w:pPr>
+      <w:pStyle w:val="Footer"/>
+    </w:pPr>
+  </w:p>
+</w:ftr>
+</file>
+
+<file path=word/header1.xml><?xml version="1.0" encoding="utf-8"?>
+<w:hdr xmlns:m="http://schemas.openxmlformats.org/officeDocument/2006/math" xmlns:mc="http://schemas.openxmlformats.org/markup-compatibility/2006" xmlns:mo="http://schemas.microsoft.com/office/mac/office/2008/main" xmlns:mv="urn:schemas-microsoft-com:mac:vml" xmlns:o="urn:schemas-microsoft-com:office:office" xmlns:r="http://schemas.openxmlformats.org/officeDocument/2006/relationships" xmlns:v="urn:schemas-microsoft-com:vml" xmlns:w10="urn:schemas-microsoft-com:office:word" xmlns:w14="http://schemas.microsoft.com/office/word/2010/wordml" xmlns:w="http://schemas.openxmlformats.org/wordprocessingml/2006/main" xmlns:wne="http://schemas.microsoft.com/office/word/2006/wordml" xmlns:wp14="http://schemas.microsoft.com/office/word/2010/wordprocessingDrawing" xmlns:wp="http://schemas.openxmlformats.org/drawingml/2006/wordprocessingDrawing" xmlns:wpc="http://schemas.microsoft.com/office/word/2010/wordprocessingCanvas" xmlns:wpg="http://schemas.microsoft.com/office/word/2010/wordprocessingGroup" xmlns:wpi="http://schemas.microsoft.com/office/word/2010/wordprocessingInk" xmlns:wps="http://schemas.microsoft.com/office/word/2010/wordprocessingShape" mc:Ignorable="w14 wp14">
+  <w:p>
+    <w:pPr>
+      <w:pStyle w:val="Header"/>
+    </w:pPr>
+  </w:p>
+</w:hdr>
 </file>
 
 <file path=word/numbering.xml><?xml version="1.0" encoding="utf-8"?>
